--- a/Теория кодирования, сжатия и восст инф/Курсовая/Ковалец Илья ВКБ42 Курсовая работа.docx
+++ b/Теория кодирования, сжатия и восст инф/Курсовая/Ковалец Илья ВКБ42 Курсовая работа.docx
@@ -2711,93 +2711,14 @@
     </w:p>
     <w:p>
       <w:pPr>
-        <w:ind w:left="708" w:firstLine="0"/>
+        <w:ind w:firstLine="0"/>
         <w:rPr>
           <w:color w:val="000000" w:themeColor="text1"/>
           <w:sz w:val="24"/>
           <w:szCs w:val="24"/>
-          <w:highlight w:val="yellow"/>
-          <w:lang w:eastAsia="ru-RU"/>
-        </w:rPr>
-      </w:pPr>
-      <w:r>
-        <w:rPr>
-          <w:color w:val="000000" w:themeColor="text1"/>
-          <w:sz w:val="24"/>
-          <w:szCs w:val="24"/>
-          <w:lang w:eastAsia="ru-RU"/>
-        </w:rPr>
-        <w:t>2.</w:t>
-      </w:r>
-      <w:r>
-        <w:rPr>
-          <w:color w:val="000000" w:themeColor="text1"/>
-        </w:rPr>
-        <w:t xml:space="preserve"> </w:t>
-      </w:r>
-      <w:r>
-        <w:rPr>
-          <w:color w:val="000000" w:themeColor="text1"/>
-          <w:sz w:val="24"/>
-          <w:szCs w:val="24"/>
-          <w:highlight w:val="yellow"/>
-          <w:lang w:eastAsia="ru-RU"/>
-        </w:rPr>
-        <w:t xml:space="preserve">Горев, А И; Симаков </w:t>
-      </w:r>
-      <w:proofErr w:type="gramStart"/>
-      <w:r>
-        <w:rPr>
-          <w:color w:val="000000" w:themeColor="text1"/>
-          <w:sz w:val="24"/>
-          <w:szCs w:val="24"/>
-          <w:highlight w:val="yellow"/>
-          <w:lang w:eastAsia="ru-RU"/>
-        </w:rPr>
-        <w:t>А.А</w:t>
-      </w:r>
-      <w:proofErr w:type="gramEnd"/>
-      <w:r>
-        <w:rPr>
-          <w:color w:val="000000" w:themeColor="text1"/>
-          <w:sz w:val="24"/>
-          <w:szCs w:val="24"/>
-          <w:highlight w:val="yellow"/>
-          <w:lang w:eastAsia="ru-RU"/>
-        </w:rPr>
-        <w:t xml:space="preserve"> Обеспечение Информационной Безопасности / А Горев А.И; Симаков А. – Москва: Мир, 2005. – 844 c</w:t>
-      </w:r>
-      <w:r>
-        <w:rPr>
-          <w:color w:val="000000" w:themeColor="text1"/>
-          <w:sz w:val="24"/>
-          <w:szCs w:val="24"/>
-          <w:highlight w:val="yellow"/>
-          <w:lang w:eastAsia="ru-RU"/>
-        </w:rPr>
-        <w:t>;</w:t>
-      </w:r>
-    </w:p>
-    <w:p>
-      <w:pPr>
-        <w:ind w:left="708" w:firstLine="0"/>
-        <w:rPr>
-          <w:color w:val="000000" w:themeColor="text1"/>
-          <w:sz w:val="24"/>
-          <w:szCs w:val="24"/>
-          <w:lang w:eastAsia="ru-RU"/>
-        </w:rPr>
-      </w:pPr>
-      <w:r>
-        <w:rPr>
-          <w:color w:val="000000" w:themeColor="text1"/>
-          <w:sz w:val="24"/>
-          <w:szCs w:val="24"/>
-          <w:highlight w:val="yellow"/>
-          <w:lang w:eastAsia="ru-RU"/>
-        </w:rPr>
-        <w:t>3. Федеральный закон № 149-ФЗ «Об информации, информационных технологиях и о защите информации»;</w:t>
-      </w:r>
+          <w:lang w:eastAsia="ru-RU"/>
+        </w:rPr>
+      </w:pPr>
     </w:p>
     <w:p>
       <w:pPr>
@@ -2946,7 +2867,7 @@
                 <w:szCs w:val="24"/>
                 <w:lang w:eastAsia="ru-RU"/>
               </w:rPr>
-              <w:t xml:space="preserve">актуальные </w:t>
+              <w:t>учебные помехоустойчивые коды</w:t>
             </w:r>
             <w:r>
               <w:rPr>
@@ -2954,7 +2875,7 @@
                 <w:szCs w:val="24"/>
                 <w:lang w:eastAsia="ru-RU"/>
               </w:rPr>
-              <w:t>алгоритм</w:t>
+              <w:t>,</w:t>
             </w:r>
             <w:r>
               <w:rPr>
@@ -2962,7 +2883,7 @@
                 <w:szCs w:val="24"/>
                 <w:lang w:eastAsia="ru-RU"/>
               </w:rPr>
-              <w:t>ы</w:t>
+              <w:t xml:space="preserve"> такие как БЧХ</w:t>
             </w:r>
             <w:r>
               <w:rPr>
@@ -2970,7 +2891,7 @@
                 <w:szCs w:val="24"/>
                 <w:lang w:eastAsia="ru-RU"/>
               </w:rPr>
-              <w:t xml:space="preserve"> сжатия</w:t>
+              <w:t>,</w:t>
             </w:r>
             <w:r>
               <w:rPr>
@@ -2978,16 +2899,16 @@
                 <w:szCs w:val="24"/>
                 <w:lang w:eastAsia="ru-RU"/>
               </w:rPr>
-              <w:t xml:space="preserve"> – </w:t>
+              <w:t xml:space="preserve"> </w:t>
             </w:r>
             <w:proofErr w:type="spellStart"/>
             <w:r>
               <w:rPr>
                 <w:sz w:val="24"/>
                 <w:szCs w:val="24"/>
-                <w:lang w:val="en-US" w:eastAsia="ru-RU"/>
+                <w:lang w:eastAsia="ru-RU"/>
               </w:rPr>
-              <w:t>fastlz</w:t>
+              <w:t>Хеммнига</w:t>
             </w:r>
             <w:proofErr w:type="spellEnd"/>
             <w:r>
@@ -2996,43 +2917,39 @@
                 <w:szCs w:val="24"/>
                 <w:lang w:eastAsia="ru-RU"/>
               </w:rPr>
-              <w:t xml:space="preserve">, </w:t>
+              <w:t>,</w:t>
             </w:r>
-            <w:proofErr w:type="spellStart"/>
-            <w:r>
-              <w:rPr>
-                <w:sz w:val="24"/>
-                <w:szCs w:val="24"/>
-                <w:lang w:val="en-US" w:eastAsia="ru-RU"/>
-              </w:rPr>
-              <w:t>gunzip</w:t>
-            </w:r>
-            <w:proofErr w:type="spellEnd"/>
             <w:r>
               <w:rPr>
                 <w:sz w:val="24"/>
                 <w:szCs w:val="24"/>
                 <w:lang w:eastAsia="ru-RU"/>
               </w:rPr>
-              <w:t xml:space="preserve">, </w:t>
+              <w:t xml:space="preserve"> Рида-Соломона и Голея</w:t>
             </w:r>
-            <w:proofErr w:type="spellStart"/>
-            <w:r>
-              <w:rPr>
-                <w:sz w:val="24"/>
-                <w:szCs w:val="24"/>
-                <w:lang w:val="en-US" w:eastAsia="ru-RU"/>
-              </w:rPr>
-              <w:t>pgzip</w:t>
-            </w:r>
-            <w:proofErr w:type="spellEnd"/>
             <w:r>
               <w:rPr>
                 <w:sz w:val="24"/>
                 <w:szCs w:val="24"/>
                 <w:lang w:eastAsia="ru-RU"/>
               </w:rPr>
-              <w:t>, а также актуальность использования этих методов.</w:t>
+              <w:t xml:space="preserve">, а также актуальность использования этих </w:t>
+            </w:r>
+            <w:r>
+              <w:rPr>
+                <w:sz w:val="24"/>
+                <w:szCs w:val="24"/>
+                <w:lang w:eastAsia="ru-RU"/>
+              </w:rPr>
+              <w:t>кодов</w:t>
+            </w:r>
+            <w:r>
+              <w:rPr>
+                <w:sz w:val="24"/>
+                <w:szCs w:val="24"/>
+                <w:lang w:eastAsia="ru-RU"/>
+              </w:rPr>
+              <w:t>.</w:t>
             </w:r>
             <w:r>
               <w:rPr>
@@ -3098,7 +3015,7 @@
                 <w:szCs w:val="24"/>
                 <w:lang w:eastAsia="ru-RU"/>
               </w:rPr>
-              <w:t>В разделе "</w:t>
+              <w:t xml:space="preserve">В разделе </w:t>
             </w:r>
             <w:r>
               <w:rPr>
@@ -3106,7 +3023,7 @@
                 <w:szCs w:val="24"/>
                 <w:lang w:eastAsia="ru-RU"/>
               </w:rPr>
-              <w:t>Анализ алгоритмов сжатия</w:t>
+              <w:t>«</w:t>
             </w:r>
             <w:r>
               <w:rPr>
@@ -3114,61 +3031,7 @@
                 <w:szCs w:val="24"/>
                 <w:lang w:eastAsia="ru-RU"/>
               </w:rPr>
-              <w:t xml:space="preserve">" дается полное описание </w:t>
-            </w:r>
-            <w:proofErr w:type="spellStart"/>
-            <w:r>
-              <w:rPr>
-                <w:sz w:val="24"/>
-                <w:szCs w:val="24"/>
-                <w:lang w:val="en-US" w:eastAsia="ru-RU"/>
-              </w:rPr>
-              <w:t>fastlz</w:t>
-            </w:r>
-            <w:proofErr w:type="spellEnd"/>
-            <w:r>
-              <w:rPr>
-                <w:sz w:val="24"/>
-                <w:szCs w:val="24"/>
-                <w:lang w:eastAsia="ru-RU"/>
-              </w:rPr>
-              <w:t xml:space="preserve">, </w:t>
-            </w:r>
-            <w:proofErr w:type="spellStart"/>
-            <w:r>
-              <w:rPr>
-                <w:sz w:val="24"/>
-                <w:szCs w:val="24"/>
-                <w:lang w:val="en-US" w:eastAsia="ru-RU"/>
-              </w:rPr>
-              <w:t>gunzip</w:t>
-            </w:r>
-            <w:proofErr w:type="spellEnd"/>
-            <w:r>
-              <w:rPr>
-                <w:sz w:val="24"/>
-                <w:szCs w:val="24"/>
-                <w:lang w:eastAsia="ru-RU"/>
-              </w:rPr>
-              <w:t xml:space="preserve">, </w:t>
-            </w:r>
-            <w:proofErr w:type="spellStart"/>
-            <w:r>
-              <w:rPr>
-                <w:sz w:val="24"/>
-                <w:szCs w:val="24"/>
-                <w:lang w:val="en-US" w:eastAsia="ru-RU"/>
-              </w:rPr>
-              <w:t>pgzip</w:t>
-            </w:r>
-            <w:proofErr w:type="spellEnd"/>
-            <w:r>
-              <w:rPr>
-                <w:sz w:val="24"/>
-                <w:szCs w:val="24"/>
-                <w:lang w:eastAsia="ru-RU"/>
-              </w:rPr>
-              <w:t>, включая основные принципы</w:t>
+              <w:t xml:space="preserve">Анализ алгоритмов </w:t>
             </w:r>
             <w:r>
               <w:rPr>
@@ -3176,7 +3039,7 @@
                 <w:szCs w:val="24"/>
                 <w:lang w:eastAsia="ru-RU"/>
               </w:rPr>
-              <w:t>, алгоритмы</w:t>
+              <w:t>помехоустойчивых каналов связи</w:t>
             </w:r>
             <w:r>
               <w:rPr>
@@ -3184,7 +3047,7 @@
                 <w:szCs w:val="24"/>
                 <w:lang w:eastAsia="ru-RU"/>
               </w:rPr>
-              <w:t>, механизмы</w:t>
+              <w:t>»</w:t>
             </w:r>
             <w:r>
               <w:rPr>
@@ -3192,7 +3055,7 @@
                 <w:szCs w:val="24"/>
                 <w:lang w:eastAsia="ru-RU"/>
               </w:rPr>
-              <w:t xml:space="preserve"> сжатия</w:t>
+              <w:t xml:space="preserve"> </w:t>
             </w:r>
             <w:r>
               <w:rPr>
@@ -3200,7 +3063,54 @@
                 <w:szCs w:val="24"/>
                 <w:lang w:eastAsia="ru-RU"/>
               </w:rPr>
-              <w:t>, а также применение и особенности использования.</w:t>
+              <w:t>проводится</w:t>
+            </w:r>
+            <w:r>
+              <w:rPr>
+                <w:sz w:val="24"/>
+                <w:szCs w:val="24"/>
+                <w:lang w:eastAsia="ru-RU"/>
+              </w:rPr>
+              <w:t xml:space="preserve"> подробный анализ алгоритмов </w:t>
+            </w:r>
+            <w:r>
+              <w:rPr>
+                <w:sz w:val="24"/>
+                <w:szCs w:val="24"/>
+                <w:lang w:eastAsia="ru-RU"/>
+              </w:rPr>
+              <w:t>помехоустойчивых кодов</w:t>
+            </w:r>
+            <w:r>
+              <w:rPr>
+                <w:sz w:val="24"/>
+                <w:szCs w:val="24"/>
+                <w:lang w:eastAsia="ru-RU"/>
+              </w:rPr>
+              <w:t xml:space="preserve">, включая </w:t>
+            </w:r>
+            <w:r>
+              <w:rPr>
+                <w:sz w:val="24"/>
+                <w:szCs w:val="24"/>
+              </w:rPr>
+              <w:t>о</w:t>
+            </w:r>
+            <w:r>
+              <w:rPr>
+                <w:sz w:val="24"/>
+                <w:szCs w:val="24"/>
+                <w:lang w:eastAsia="ru-RU"/>
+              </w:rPr>
+              <w:t>сновные принципы их работы, отличительные особенности, этапы кодирования</w:t>
+            </w:r>
+            <w:r>
+              <w:rPr>
+                <w:sz w:val="24"/>
+                <w:szCs w:val="24"/>
+                <w:lang w:eastAsia="ru-RU"/>
+              </w:rPr>
+              <w:t>.</w:t>
             </w:r>
             <w:r>
               <w:rPr>
@@ -3233,7 +3143,7 @@
                 <w:szCs w:val="24"/>
                 <w:lang w:eastAsia="ru-RU"/>
               </w:rPr>
-              <w:t xml:space="preserve">В разделе "Программная реализация </w:t>
+              <w:t xml:space="preserve">В разделе </w:t>
             </w:r>
             <w:r>
               <w:rPr>
@@ -3241,7 +3151,7 @@
                 <w:szCs w:val="24"/>
                 <w:lang w:eastAsia="ru-RU"/>
               </w:rPr>
-              <w:t>архиватора</w:t>
+              <w:t>«</w:t>
             </w:r>
             <w:r>
               <w:rPr>
@@ -3249,7 +3159,7 @@
                 <w:szCs w:val="24"/>
                 <w:lang w:eastAsia="ru-RU"/>
               </w:rPr>
-              <w:t>" дается обоснование выбора языка программирования и среды разработки,</w:t>
+              <w:t xml:space="preserve">Программная реализация </w:t>
             </w:r>
             <w:r>
               <w:rPr>
@@ -3257,7 +3167,7 @@
                 <w:szCs w:val="24"/>
                 <w:lang w:eastAsia="ru-RU"/>
               </w:rPr>
-              <w:t xml:space="preserve"> выбора базы данных</w:t>
+              <w:t>модели</w:t>
             </w:r>
             <w:r>
               <w:rPr>
@@ -3265,15 +3175,7 @@
                 <w:szCs w:val="24"/>
                 <w:lang w:eastAsia="ru-RU"/>
               </w:rPr>
-              <w:t xml:space="preserve">, </w:t>
-            </w:r>
-            <w:r>
-              <w:rPr>
-                <w:sz w:val="24"/>
-                <w:szCs w:val="24"/>
-                <w:lang w:val="en-US" w:eastAsia="ru-RU"/>
-              </w:rPr>
-              <w:t>S</w:t>
+              <w:t>» дается</w:t>
             </w:r>
             <w:r>
               <w:rPr>
@@ -3281,7 +3183,7 @@
                 <w:szCs w:val="24"/>
                 <w:lang w:eastAsia="ru-RU"/>
               </w:rPr>
-              <w:t xml:space="preserve">3 </w:t>
+              <w:t xml:space="preserve"> обоснование выбора среды разработки, архитектуры приложения, описываются основные методы и классы программы, а также показывается, как выглядит программное </w:t>
             </w:r>
             <w:r>
               <w:rPr>
@@ -3289,15 +3191,7 @@
                 <w:szCs w:val="24"/>
                 <w:lang w:eastAsia="ru-RU"/>
               </w:rPr>
-              <w:t xml:space="preserve">хранилища, архитектуры приложения, </w:t>
-            </w:r>
-            <w:r>
-              <w:rPr>
-                <w:sz w:val="24"/>
-                <w:szCs w:val="24"/>
-                <w:lang w:eastAsia="ru-RU"/>
-              </w:rPr>
-              <w:t>описываются основные методы и классы программы, а также показывается, как выглядит программное средство</w:t>
+              <w:t>средство</w:t>
             </w:r>
             <w:r>
               <w:rPr>
@@ -3338,7 +3232,7 @@
                 <w:szCs w:val="24"/>
                 <w:lang w:eastAsia="ru-RU"/>
               </w:rPr>
-              <w:t>“</w:t>
+              <w:t>«</w:t>
             </w:r>
             <w:r>
               <w:rPr>
@@ -3346,7 +3240,7 @@
                 <w:szCs w:val="24"/>
                 <w:lang w:eastAsia="ru-RU"/>
               </w:rPr>
-              <w:t>Работоспособность программного средства</w:t>
+              <w:t xml:space="preserve">Работоспособность программного </w:t>
             </w:r>
             <w:r>
               <w:rPr>
@@ -3354,7 +3248,7 @@
                 <w:szCs w:val="24"/>
                 <w:lang w:eastAsia="ru-RU"/>
               </w:rPr>
-              <w:t xml:space="preserve">” </w:t>
+              <w:t>средства</w:t>
             </w:r>
             <w:r>
               <w:rPr>
@@ -3362,7 +3256,7 @@
                 <w:szCs w:val="24"/>
                 <w:lang w:eastAsia="ru-RU"/>
               </w:rPr>
-              <w:t xml:space="preserve">представлены примеры работы программы, </w:t>
+              <w:t>»</w:t>
             </w:r>
             <w:r>
               <w:rPr>
@@ -3370,32 +3264,7 @@
                 <w:szCs w:val="24"/>
                 <w:lang w:eastAsia="ru-RU"/>
               </w:rPr>
-              <w:t xml:space="preserve">сравнение объемов файлов до сжатия и после. </w:t>
-            </w:r>
-          </w:p>
-          <w:p>
-            <w:pPr>
-              <w:pStyle w:val="ad"/>
-              <w:numPr>
-                <w:ilvl w:val="0"/>
-                <w:numId w:val="2"/>
-              </w:numPr>
-              <w:autoSpaceDE w:val="0"/>
-              <w:autoSpaceDN w:val="0"/>
-              <w:spacing w:before="3"/>
-              <w:rPr>
-                <w:sz w:val="24"/>
-                <w:szCs w:val="24"/>
-                <w:lang w:eastAsia="ru-RU"/>
-              </w:rPr>
-            </w:pPr>
-            <w:r>
-              <w:rPr>
-                <w:sz w:val="24"/>
-                <w:szCs w:val="24"/>
-                <w:lang w:eastAsia="ru-RU"/>
-              </w:rPr>
-              <w:t xml:space="preserve">В разделе "Сравнительный анализ </w:t>
+              <w:t xml:space="preserve"> </w:t>
             </w:r>
             <w:r>
               <w:rPr>
@@ -3403,7 +3272,7 @@
                 <w:szCs w:val="24"/>
                 <w:lang w:eastAsia="ru-RU"/>
               </w:rPr>
-              <w:t>алгоритмов сжатия</w:t>
+              <w:t>представлены</w:t>
             </w:r>
             <w:r>
               <w:rPr>
@@ -3411,7 +3280,7 @@
                 <w:szCs w:val="24"/>
                 <w:lang w:eastAsia="ru-RU"/>
               </w:rPr>
-              <w:t xml:space="preserve">" проводится сравнительный анализ </w:t>
+              <w:t xml:space="preserve"> примеры работы программы, демонстрируется работоспособность, входные и выходные данные, а также рассматриваются преимущества и недостатки </w:t>
             </w:r>
             <w:r>
               <w:rPr>
@@ -3419,7 +3288,7 @@
                 <w:szCs w:val="24"/>
                 <w:lang w:eastAsia="ru-RU"/>
               </w:rPr>
-              <w:t>данных алгоритмов</w:t>
+              <w:t>программного средства.</w:t>
             </w:r>
             <w:r>
               <w:rPr>
@@ -3427,35 +3296,8 @@
                 <w:szCs w:val="24"/>
                 <w:lang w:eastAsia="ru-RU"/>
               </w:rPr>
-              <w:t>, демонстрируется их работоспособность, входные и выходные данные, а также рассматриваются преимущества и недостатки каждо</w:t>
+              <w:t xml:space="preserve"> </w:t>
             </w:r>
-            <w:r>
-              <w:rPr>
-                <w:sz w:val="24"/>
-                <w:szCs w:val="24"/>
-                <w:lang w:eastAsia="ru-RU"/>
-              </w:rPr>
-              <w:t>го алгоритма</w:t>
-            </w:r>
-            <w:r>
-              <w:rPr>
-                <w:sz w:val="24"/>
-                <w:szCs w:val="24"/>
-                <w:lang w:eastAsia="ru-RU"/>
-              </w:rPr>
-              <w:t>.</w:t>
-            </w:r>
-          </w:p>
-          <w:p>
-            <w:pPr>
-              <w:pStyle w:val="ad"/>
-              <w:ind w:left="927" w:firstLine="0"/>
-              <w:rPr>
-                <w:sz w:val="24"/>
-                <w:szCs w:val="24"/>
-                <w:lang w:eastAsia="ru-RU"/>
-              </w:rPr>
-            </w:pPr>
           </w:p>
         </w:tc>
       </w:tr>
@@ -3508,7 +3350,7 @@
                 <w:szCs w:val="24"/>
                 <w:lang w:eastAsia="ru-RU"/>
               </w:rPr>
-              <w:t xml:space="preserve">          В рамках данной курсовой работы было разработано программное средство </w:t>
+              <w:t xml:space="preserve">          </w:t>
             </w:r>
             <w:r>
               <w:rPr>
@@ -3516,7 +3358,23 @@
                 <w:szCs w:val="24"/>
                 <w:lang w:eastAsia="ru-RU"/>
               </w:rPr>
-              <w:t xml:space="preserve">– архиватор. </w:t>
+              <w:t xml:space="preserve"> </w:t>
+            </w:r>
+            <w:r>
+              <w:rPr>
+                <w:sz w:val="24"/>
+                <w:szCs w:val="24"/>
+                <w:lang w:eastAsia="ru-RU"/>
+              </w:rPr>
+              <w:t>Результатом работы станет программный инструмент, сочетающий в себе образовательную ценность и возможность практической проверки теоретических знаний.</w:t>
+            </w:r>
+            <w:r>
+              <w:rPr>
+                <w:sz w:val="24"/>
+                <w:szCs w:val="24"/>
+                <w:lang w:eastAsia="ru-RU"/>
+              </w:rPr>
+              <w:t xml:space="preserve"> </w:t>
             </w:r>
           </w:p>
           <w:tbl>
@@ -3915,7 +3773,7 @@
                       <w:szCs w:val="24"/>
                       <w:lang w:eastAsia="ru-RU"/>
                     </w:rPr>
-                    <w:t>Д. П.</w:t>
+                    <w:t xml:space="preserve">И. А. </w:t>
                   </w:r>
                   <w:r>
                     <w:rPr>
@@ -3924,35 +3782,8 @@
                       <w:szCs w:val="24"/>
                       <w:lang w:eastAsia="ru-RU"/>
                     </w:rPr>
-                    <w:t xml:space="preserve"> </w:t>
+                    <w:t>Ковалец</w:t>
                   </w:r>
-                  <w:r>
-                    <w:rPr>
-                      <w:color w:val="000000" w:themeColor="text1"/>
-                      <w:sz w:val="24"/>
-                      <w:szCs w:val="24"/>
-                      <w:lang w:eastAsia="ru-RU"/>
-                    </w:rPr>
-                    <w:t>Ко</w:t>
-                  </w:r>
-                  <w:r>
-                    <w:rPr>
-                      <w:color w:val="000000" w:themeColor="text1"/>
-                      <w:sz w:val="24"/>
-                      <w:szCs w:val="24"/>
-                      <w:lang w:eastAsia="ru-RU"/>
-                    </w:rPr>
-                    <w:t>валев</w:t>
-                  </w:r>
-                </w:p>
-                <w:p>
-                  <w:pPr>
-                    <w:rPr>
-                      <w:sz w:val="24"/>
-                      <w:szCs w:val="24"/>
-                      <w:lang w:eastAsia="ru-RU"/>
-                    </w:rPr>
-                  </w:pPr>
                   <w:r>
                     <w:rPr>
                       <w:sz w:val="18"/>
@@ -6414,6 +6245,9 @@
       <w:pPr>
         <w:tabs>
           <w:tab w:val="left" w:pos="1485"/>
+          <w:tab w:val="left" w:pos="2124"/>
+          <w:tab w:val="left" w:pos="5550"/>
+          <w:tab w:val="left" w:pos="5970"/>
         </w:tabs>
         <w:rPr>
           <w:rFonts w:cs="Times New Roman"/>
@@ -6445,6 +6279,20 @@
         </w:rPr>
         <w:tab/>
       </w:r>
+      <w:r>
+        <w:rPr>
+          <w:rFonts w:cs="Times New Roman"/>
+          <w:szCs w:val="28"/>
+        </w:rPr>
+        <w:tab/>
+      </w:r>
+      <w:r>
+        <w:rPr>
+          <w:rFonts w:cs="Times New Roman"/>
+          <w:szCs w:val="28"/>
+        </w:rPr>
+        <w:tab/>
+      </w:r>
     </w:p>
     <w:p>
       <w:pPr>
@@ -6476,13 +6324,7 @@
         <w:rPr>
           <w:rFonts w:eastAsia="Times New Roman" w:cs="Times New Roman"/>
         </w:rPr>
-        <w:t xml:space="preserve">В современном информационном обществе </w:t>
-      </w:r>
-      <w:r>
-        <w:rPr>
-          <w:rFonts w:eastAsia="Times New Roman" w:cs="Times New Roman"/>
-        </w:rPr>
-        <w:t>объемы</w:t>
+        <w:t>Современные системы передачи и хранения информации работают в условиях наличия помех, которые могут искажать передаваемые данные. Ошибки, возникающие в каналах связи из-за шумов, помех, сбоев оборудования или преднамеренного воздействия, способны существенно снижать достоверность информации. Для обеспечения надёжности передачи данных в цифровых системах широко применяются методы помехоустойчивого кодирования, позволяющие не только обнаруживать, но и исправлять ошибки без необходимости повторной передачи.</w:t>
       </w:r>
       <w:r>
         <w:rPr>
@@ -6494,68 +6336,7 @@
         <w:rPr>
           <w:rFonts w:eastAsia="Times New Roman" w:cs="Times New Roman"/>
         </w:rPr>
-        <w:t xml:space="preserve">данных растут с каждым днем, что делает эффективное управление и хранение информации одной из ключевых задач. Архивирование данных представляет собой важный инструмент, позволяющий уменьшить занимаемое пространство и упростить процесс передачи информации. </w:t>
-      </w:r>
-      <w:r>
-        <w:rPr>
-          <w:rFonts w:eastAsia="Times New Roman" w:cs="Times New Roman"/>
-        </w:rPr>
-        <w:t xml:space="preserve"> </w:t>
-      </w:r>
-      <w:r>
-        <w:rPr>
-          <w:rFonts w:eastAsia="Times New Roman" w:cs="Times New Roman"/>
-        </w:rPr>
-        <w:t xml:space="preserve">В этом контексте разработка архиватора с интерфейсом </w:t>
-      </w:r>
-      <w:r>
-        <w:rPr>
-          <w:rFonts w:eastAsia="Times New Roman" w:cs="Times New Roman"/>
-        </w:rPr>
-        <w:t>в виде телеграм бота</w:t>
-      </w:r>
-      <w:r>
-        <w:rPr>
-          <w:rFonts w:eastAsia="Times New Roman" w:cs="Times New Roman"/>
-        </w:rPr>
-        <w:t xml:space="preserve"> становится актуальной задачей, позволяющей таким специалистам, как </w:t>
-      </w:r>
-      <w:r>
-        <w:rPr>
-          <w:rFonts w:eastAsia="Times New Roman" w:cs="Times New Roman"/>
-          <w:lang w:val="en-US"/>
-        </w:rPr>
-        <w:t>DevOps</w:t>
-      </w:r>
-      <w:r>
-        <w:rPr>
-          <w:rFonts w:eastAsia="Times New Roman" w:cs="Times New Roman"/>
-        </w:rPr>
-        <w:t xml:space="preserve"> эффективно сжимать такие данные</w:t>
-      </w:r>
-      <w:r>
-        <w:rPr>
-          <w:rFonts w:eastAsia="Times New Roman" w:cs="Times New Roman"/>
-        </w:rPr>
-        <w:t xml:space="preserve">: </w:t>
-      </w:r>
-      <w:r>
-        <w:rPr>
-          <w:rFonts w:eastAsia="Times New Roman" w:cs="Times New Roman"/>
-        </w:rPr>
-        <w:t xml:space="preserve">дамп базы данных, документы и </w:t>
-      </w:r>
-      <w:r>
-        <w:rPr>
-          <w:rFonts w:eastAsia="Times New Roman" w:cs="Times New Roman"/>
-        </w:rPr>
-        <w:t>т. п.</w:t>
-      </w:r>
-      <w:r>
-        <w:rPr>
-          <w:rFonts w:eastAsia="Times New Roman" w:cs="Times New Roman"/>
-        </w:rPr>
-        <w:t xml:space="preserve"> </w:t>
+        <w:t>Многие из них до сих пор используются в реальных системах: от оперативной памяти с ECC и QR-кодов до космической связи и цифрового телевещания.</w:t>
       </w:r>
     </w:p>
     <w:p>
@@ -6571,58 +6352,25 @@
         <w:rPr>
           <w:rFonts w:eastAsia="Times New Roman" w:cs="Times New Roman"/>
         </w:rPr>
-        <w:t>Объектом курсовой работы являются алгоритмы сжатия</w:t>
-      </w:r>
-      <w:r>
-        <w:rPr>
-          <w:rFonts w:eastAsia="Times New Roman" w:cs="Times New Roman"/>
-        </w:rPr>
-        <w:t xml:space="preserve">: </w:t>
-      </w:r>
-      <w:proofErr w:type="spellStart"/>
-      <w:r>
-        <w:rPr>
-          <w:rFonts w:eastAsia="Times New Roman" w:cs="Times New Roman"/>
-          <w:lang w:val="en-US"/>
-        </w:rPr>
-        <w:t>FastLZ</w:t>
-      </w:r>
-      <w:proofErr w:type="spellEnd"/>
-      <w:r>
-        <w:rPr>
-          <w:rFonts w:eastAsia="Times New Roman" w:cs="Times New Roman"/>
-        </w:rPr>
-        <w:t xml:space="preserve">, </w:t>
-      </w:r>
-      <w:proofErr w:type="spellStart"/>
-      <w:r>
-        <w:rPr>
-          <w:rFonts w:eastAsia="Times New Roman" w:cs="Times New Roman"/>
-          <w:lang w:val="en-US"/>
-        </w:rPr>
-        <w:t>Pigz</w:t>
-      </w:r>
-      <w:proofErr w:type="spellEnd"/>
-      <w:r>
-        <w:rPr>
-          <w:rFonts w:eastAsia="Times New Roman" w:cs="Times New Roman"/>
-        </w:rPr>
-        <w:t xml:space="preserve">, </w:t>
-      </w:r>
-      <w:proofErr w:type="spellStart"/>
-      <w:r>
-        <w:rPr>
-          <w:rFonts w:eastAsia="Times New Roman" w:cs="Times New Roman"/>
-          <w:lang w:val="en-US"/>
-        </w:rPr>
-        <w:t>Gunzip</w:t>
-      </w:r>
-      <w:proofErr w:type="spellEnd"/>
-      <w:r>
-        <w:rPr>
-          <w:rFonts w:eastAsia="Times New Roman" w:cs="Times New Roman"/>
-        </w:rPr>
-        <w:t xml:space="preserve">. </w:t>
+        <w:t>Объектом данной курсовой работы являются помехоустойчивые</w:t>
+      </w:r>
+      <w:r>
+        <w:rPr>
+          <w:rFonts w:eastAsia="Times New Roman" w:cs="Times New Roman"/>
+        </w:rPr>
+        <w:t xml:space="preserve"> </w:t>
+      </w:r>
+      <w:r>
+        <w:rPr>
+          <w:rFonts w:eastAsia="Times New Roman" w:cs="Times New Roman"/>
+        </w:rPr>
+        <w:t>коды Хэмминга, коды БЧХ, Рида–Соломона и Голея</w:t>
+      </w:r>
+      <w:r>
+        <w:rPr>
+          <w:rFonts w:eastAsia="Times New Roman" w:cs="Times New Roman"/>
+        </w:rPr>
+        <w:t>.</w:t>
       </w:r>
     </w:p>
     <w:p>
@@ -6638,7 +6386,19 @@
         <w:rPr>
           <w:rFonts w:eastAsia="Times New Roman" w:cs="Times New Roman"/>
         </w:rPr>
-        <w:t xml:space="preserve">Предметом данной работы является разработка программного средства – архиватор. </w:t>
+        <w:t xml:space="preserve">Предметом данной работы является разработка программного средства – </w:t>
+      </w:r>
+      <w:r>
+        <w:rPr>
+          <w:rFonts w:eastAsia="Times New Roman" w:cs="Times New Roman"/>
+        </w:rPr>
+        <w:t>демонстрационная модель помехоустойчивого канала связи</w:t>
+      </w:r>
+      <w:r>
+        <w:rPr>
+          <w:rFonts w:eastAsia="Times New Roman" w:cs="Times New Roman"/>
+        </w:rPr>
+        <w:t xml:space="preserve">. </w:t>
       </w:r>
     </w:p>
     <w:p>
@@ -6996,7 +6756,14 @@
         <w:rPr>
           <w:rFonts w:eastAsia="Times New Roman" w:cs="Times New Roman"/>
         </w:rPr>
-        <w:t xml:space="preserve">. Далее будет описан процесс разработки архиватора, его архитектура, включая реализацию алгоритмов сжатия и распаковки. Также будет обоснован выбор базы данных для </w:t>
+        <w:t xml:space="preserve">. Далее будет описан процесс </w:t>
+      </w:r>
+      <w:r>
+        <w:rPr>
+          <w:rFonts w:eastAsia="Times New Roman" w:cs="Times New Roman"/>
+        </w:rPr>
+        <w:lastRenderedPageBreak/>
+        <w:t xml:space="preserve">разработки архиватора, его архитектура, включая реализацию алгоритмов сжатия и распаковки. Также будет обоснован выбор базы данных для </w:t>
       </w:r>
       <w:r>
         <w:rPr>
@@ -20441,15 +20208,15 @@
       <mc:AlternateContent>
         <mc:Choice Requires="wpg">
           <w:drawing>
-            <wp:anchor distT="0" distB="0" distL="114300" distR="114300" simplePos="0" relativeHeight="251657216" behindDoc="0" locked="1" layoutInCell="1" allowOverlap="1" wp14:anchorId="01AFD76E" wp14:editId="4015C5C4">
+            <wp:anchor distT="0" distB="0" distL="114300" distR="114300" simplePos="0" relativeHeight="251657216" behindDoc="0" locked="1" layoutInCell="1" allowOverlap="1" wp14:anchorId="01AFD76E" wp14:editId="6FF13472">
               <wp:simplePos x="0" y="0"/>
               <wp:positionH relativeFrom="page">
-                <wp:posOffset>811530</wp:posOffset>
+                <wp:posOffset>809625</wp:posOffset>
               </wp:positionH>
               <wp:positionV relativeFrom="page">
-                <wp:posOffset>259080</wp:posOffset>
+                <wp:posOffset>257175</wp:posOffset>
               </wp:positionV>
-              <wp:extent cx="6444615" cy="10744200"/>
+              <wp:extent cx="6444615" cy="10610850"/>
               <wp:effectExtent l="0" t="0" r="32385" b="0"/>
               <wp:wrapNone/>
               <wp:docPr id="23" name="Группа 2"/>
@@ -20465,9 +20232,9 @@
                     <wpg:grpSpPr bwMode="auto">
                       <a:xfrm>
                         <a:off x="0" y="0"/>
-                        <a:ext cx="6444615" cy="10744200"/>
+                        <a:ext cx="6444615" cy="10610850"/>
                         <a:chOff x="0" y="0"/>
-                        <a:chExt cx="20000" cy="21126"/>
+                        <a:chExt cx="20000" cy="20864"/>
                       </a:xfrm>
                     </wpg:grpSpPr>
                     <wps:wsp>
@@ -21327,7 +21094,7 @@
                                 <w:sz w:val="40"/>
                                 <w:szCs w:val="32"/>
                               </w:rPr>
-                              <w:t>99</w:t>
+                              <w:t>14</w:t>
                             </w:r>
                             <w:r>
                               <w:rPr>
@@ -21652,39 +21419,7 @@
                                   <w:sz w:val="16"/>
                                   <w:szCs w:val="17"/>
                                 </w:rPr>
-                                <w:t>Ковалев</w:t>
-                              </w:r>
-                              <w:r>
-                                <w:rPr>
-                                  <w:rFonts w:ascii="Arial" w:hAnsi="Arial" w:cs="Arial"/>
-                                  <w:sz w:val="16"/>
-                                  <w:szCs w:val="17"/>
-                                </w:rPr>
-                                <w:t xml:space="preserve"> </w:t>
-                              </w:r>
-                              <w:r>
-                                <w:rPr>
-                                  <w:rFonts w:ascii="Arial" w:hAnsi="Arial" w:cs="Arial"/>
-                                  <w:sz w:val="16"/>
-                                  <w:szCs w:val="17"/>
-                                </w:rPr>
-                                <w:t>Д</w:t>
-                              </w:r>
-                              <w:r>
-                                <w:rPr>
-                                  <w:rFonts w:ascii="Arial" w:hAnsi="Arial" w:cs="Arial"/>
-                                  <w:sz w:val="16"/>
-                                  <w:szCs w:val="17"/>
-                                </w:rPr>
-                                <w:t>.</w:t>
-                              </w:r>
-                              <w:r>
-                                <w:rPr>
-                                  <w:rFonts w:ascii="Arial" w:hAnsi="Arial" w:cs="Arial"/>
-                                  <w:sz w:val="16"/>
-                                  <w:szCs w:val="17"/>
-                                </w:rPr>
-                                <w:t>П</w:t>
+                                <w:t>Ковалец И.А</w:t>
                               </w:r>
                               <w:r>
                                 <w:rPr>
@@ -22328,8 +22063,8 @@
                       </wps:cNvSpPr>
                       <wps:spPr bwMode="auto">
                         <a:xfrm>
-                          <a:off x="7862" y="18529"/>
-                          <a:ext cx="6348" cy="2597"/>
+                          <a:off x="7685" y="18267"/>
+                          <a:ext cx="6525" cy="2597"/>
                         </a:xfrm>
                         <a:prstGeom prst="rect">
                           <a:avLst/>
@@ -22363,7 +22098,7 @@
                           <w:p>
                             <w:pPr>
                               <w:spacing w:line="200" w:lineRule="atLeast"/>
-                              <w:ind w:left="-284" w:firstLine="567"/>
+                              <w:ind w:left="284" w:hanging="1"/>
                               <w:jc w:val="center"/>
                               <w:rPr>
                                 <w:rFonts w:ascii="Arial" w:hAnsi="Arial" w:cs="Arial"/>
@@ -22389,23 +22124,13 @@
                                 <w:sz w:val="16"/>
                                 <w:szCs w:val="16"/>
                               </w:rPr>
-                              <w:t>Р</w:t>
-                            </w:r>
-                            <w:r>
-                              <w:rPr>
-                                <w:rFonts w:ascii="Arial" w:hAnsi="Arial" w:cs="Arial"/>
-                                <w:i/>
-                                <w:iCs/>
-                                <w:sz w:val="16"/>
-                                <w:szCs w:val="16"/>
-                              </w:rPr>
-                              <w:t>еализация архиватора данных</w:t>
+                              <w:t>Модель помехоустойчивого канала связи на основе БЧХ-кодов</w:t>
                             </w:r>
                           </w:p>
                           <w:p>
                             <w:pPr>
                               <w:spacing w:line="200" w:lineRule="atLeast"/>
-                              <w:ind w:left="-284" w:firstLine="567"/>
+                              <w:ind w:left="284" w:hanging="1"/>
                               <w:rPr>
                                 <w:rFonts w:ascii="Arial" w:hAnsi="Arial" w:cs="Arial"/>
                                 <w:i/>
@@ -22418,15 +22143,14 @@
                           <w:p>
                             <w:pPr>
                               <w:spacing w:line="200" w:lineRule="atLeast"/>
-                              <w:ind w:left="-284" w:firstLine="567"/>
+                              <w:ind w:left="284" w:right="151" w:hanging="1"/>
                               <w:jc w:val="center"/>
                               <w:rPr>
                                 <w:rFonts w:ascii="Arial" w:hAnsi="Arial" w:cs="Arial"/>
                                 <w:i/>
                                 <w:iCs/>
-                                <w:sz w:val="20"/>
-                                <w:szCs w:val="20"/>
-                                <w:lang w:eastAsia="ru-RU"/>
+                                <w:sz w:val="16"/>
+                                <w:szCs w:val="16"/>
                               </w:rPr>
                             </w:pPr>
                             <w:r>
@@ -22443,6 +22167,7 @@
                           <w:p>
                             <w:pPr>
                               <w:pStyle w:val="ab"/>
+                              <w:ind w:left="284" w:hanging="1"/>
                               <w:jc w:val="center"/>
                               <w:rPr>
                                 <w:rFonts w:ascii="Arial" w:hAnsi="Arial" w:cs="Arial"/>
@@ -22455,6 +22180,7 @@
                           <w:p>
                             <w:pPr>
                               <w:pStyle w:val="ab"/>
+                              <w:ind w:left="284" w:hanging="1"/>
                               <w:jc w:val="center"/>
                               <w:rPr>
                                 <w:rFonts w:ascii="Arial" w:hAnsi="Arial" w:cs="Arial"/>
@@ -22467,6 +22193,7 @@
                           <w:p>
                             <w:pPr>
                               <w:pStyle w:val="ab"/>
+                              <w:ind w:left="284" w:hanging="1"/>
                               <w:jc w:val="center"/>
                               <w:rPr>
                                 <w:rFonts w:ascii="Arial" w:hAnsi="Arial" w:cs="Arial"/>
@@ -22478,6 +22205,7 @@
                           </w:p>
                           <w:p>
                             <w:pPr>
+                              <w:ind w:left="284" w:hanging="1"/>
                               <w:jc w:val="center"/>
                               <w:rPr>
                                 <w:sz w:val="24"/>
@@ -22760,10 +22488,7 @@
                               <w:jc w:val="center"/>
                             </w:pPr>
                             <w:r>
-                              <w:t>3</w:t>
-                            </w:r>
-                            <w:r>
-                              <w:t>3</w:t>
+                              <w:t>154</w:t>
                             </w:r>
                           </w:p>
                         </w:txbxContent>
@@ -22934,7 +22659,7 @@
         </mc:Choice>
         <mc:Fallback>
           <w:pict>
-            <v:group w14:anchorId="01AFD76E" id="Группа 2" o:spid="_x0000_s1026" style="position:absolute;left:0;text-align:left;margin-left:63.9pt;margin-top:20.4pt;width:507.45pt;height:846pt;z-index:251657216;mso-position-horizontal-relative:page;mso-position-vertical-relative:page" coordsize="20000,21126" o:gfxdata="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">
+            <v:group w14:anchorId="01AFD76E" id="Группа 2" o:spid="_x0000_s1026" style="position:absolute;left:0;text-align:left;margin-left:63.75pt;margin-top:20.25pt;width:507.45pt;height:835.5pt;z-index:251657216;mso-position-horizontal-relative:page;mso-position-vertical-relative:page" coordsize="20000,20864" o:gfxdata="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">
               <v:rect id="Rectangle 2" o:spid="_x0000_s1027" style="position:absolute;width:20000;height:20000;visibility:visible;mso-wrap-style:square;v-text-anchor:top" o:gfxdata="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" filled="f" strokeweight="1pt"/>
               <v:line id="Line 3" o:spid="_x0000_s1028" style="position:absolute;visibility:visible;mso-wrap-style:square" from="993,17183" to="995,18221" o:connectortype="straight" o:gfxdata="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" strokeweight="1pt"/>
               <v:line id="Line 4" o:spid="_x0000_s1029" style="position:absolute;visibility:visible;mso-wrap-style:square" from="10,17173" to="19977,17174" o:connectortype="straight" o:gfxdata="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" strokeweight="1pt"/>
@@ -23169,7 +22894,7 @@
                           <w:sz w:val="40"/>
                           <w:szCs w:val="32"/>
                         </w:rPr>
-                        <w:t>99</w:t>
+                        <w:t>14</w:t>
                       </w:r>
                       <w:r>
                         <w:rPr>
@@ -23249,39 +22974,7 @@
                             <w:sz w:val="16"/>
                             <w:szCs w:val="17"/>
                           </w:rPr>
-                          <w:t>Ковалев</w:t>
-                        </w:r>
-                        <w:r>
-                          <w:rPr>
-                            <w:rFonts w:ascii="Arial" w:hAnsi="Arial" w:cs="Arial"/>
-                            <w:sz w:val="16"/>
-                            <w:szCs w:val="17"/>
-                          </w:rPr>
-                          <w:t xml:space="preserve"> </w:t>
-                        </w:r>
-                        <w:r>
-                          <w:rPr>
-                            <w:rFonts w:ascii="Arial" w:hAnsi="Arial" w:cs="Arial"/>
-                            <w:sz w:val="16"/>
-                            <w:szCs w:val="17"/>
-                          </w:rPr>
-                          <w:t>Д</w:t>
-                        </w:r>
-                        <w:r>
-                          <w:rPr>
-                            <w:rFonts w:ascii="Arial" w:hAnsi="Arial" w:cs="Arial"/>
-                            <w:sz w:val="16"/>
-                            <w:szCs w:val="17"/>
-                          </w:rPr>
-                          <w:t>.</w:t>
-                        </w:r>
-                        <w:r>
-                          <w:rPr>
-                            <w:rFonts w:ascii="Arial" w:hAnsi="Arial" w:cs="Arial"/>
-                            <w:sz w:val="16"/>
-                            <w:szCs w:val="17"/>
-                          </w:rPr>
-                          <w:t>П</w:t>
+                          <w:t>Ковалец И.А</w:t>
                         </w:r>
                         <w:r>
                           <w:rPr>
@@ -23524,13 +23217,13 @@
                 </v:rect>
               </v:group>
               <v:line id="Line 40" o:spid="_x0000_s1065" style="position:absolute;visibility:visible;mso-wrap-style:square" from="14208,18239" to="14210,19979" o:connectortype="straight" o:gfxdata="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" strokeweight="1pt"/>
-              <v:rect id="Rectangle 41" o:spid="_x0000_s1066" style="position:absolute;left:7862;top:18529;width:6348;height:2597;visibility:visible;mso-wrap-style:square;v-text-anchor:top" o:gfxdata="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" filled="f" stroked="f" strokeweight="1pt">
+              <v:rect id="Rectangle 41" o:spid="_x0000_s1066" style="position:absolute;left:7685;top:18267;width:6525;height:2597;visibility:visible;mso-wrap-style:square;v-text-anchor:top" o:gfxdata="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" filled="f" stroked="f" strokeweight="1pt">
                 <v:textbox inset="1pt,1pt,1pt,1pt">
                   <w:txbxContent>
                     <w:p>
                       <w:pPr>
                         <w:spacing w:line="200" w:lineRule="atLeast"/>
-                        <w:ind w:left="-284" w:firstLine="567"/>
+                        <w:ind w:left="284" w:hanging="1"/>
                         <w:jc w:val="center"/>
                         <w:rPr>
                           <w:rFonts w:ascii="Arial" w:hAnsi="Arial" w:cs="Arial"/>
@@ -23556,23 +23249,13 @@
                           <w:sz w:val="16"/>
                           <w:szCs w:val="16"/>
                         </w:rPr>
-                        <w:t>Р</w:t>
-                      </w:r>
-                      <w:r>
-                        <w:rPr>
-                          <w:rFonts w:ascii="Arial" w:hAnsi="Arial" w:cs="Arial"/>
-                          <w:i/>
-                          <w:iCs/>
-                          <w:sz w:val="16"/>
-                          <w:szCs w:val="16"/>
-                        </w:rPr>
-                        <w:t>еализация архиватора данных</w:t>
+                        <w:t>Модель помехоустойчивого канала связи на основе БЧХ-кодов</w:t>
                       </w:r>
                     </w:p>
                     <w:p>
                       <w:pPr>
                         <w:spacing w:line="200" w:lineRule="atLeast"/>
-                        <w:ind w:left="-284" w:firstLine="567"/>
+                        <w:ind w:left="284" w:hanging="1"/>
                         <w:rPr>
                           <w:rFonts w:ascii="Arial" w:hAnsi="Arial" w:cs="Arial"/>
                           <w:i/>
@@ -23585,15 +23268,14 @@
                     <w:p>
                       <w:pPr>
                         <w:spacing w:line="200" w:lineRule="atLeast"/>
-                        <w:ind w:left="-284" w:firstLine="567"/>
+                        <w:ind w:left="284" w:right="151" w:hanging="1"/>
                         <w:jc w:val="center"/>
                         <w:rPr>
                           <w:rFonts w:ascii="Arial" w:hAnsi="Arial" w:cs="Arial"/>
                           <w:i/>
                           <w:iCs/>
-                          <w:sz w:val="20"/>
-                          <w:szCs w:val="20"/>
-                          <w:lang w:eastAsia="ru-RU"/>
+                          <w:sz w:val="16"/>
+                          <w:szCs w:val="16"/>
                         </w:rPr>
                       </w:pPr>
                       <w:r>
@@ -23610,6 +23292,7 @@
                     <w:p>
                       <w:pPr>
                         <w:pStyle w:val="ab"/>
+                        <w:ind w:left="284" w:hanging="1"/>
                         <w:jc w:val="center"/>
                         <w:rPr>
                           <w:rFonts w:ascii="Arial" w:hAnsi="Arial" w:cs="Arial"/>
@@ -23622,6 +23305,7 @@
                     <w:p>
                       <w:pPr>
                         <w:pStyle w:val="ab"/>
+                        <w:ind w:left="284" w:hanging="1"/>
                         <w:jc w:val="center"/>
                         <w:rPr>
                           <w:rFonts w:ascii="Arial" w:hAnsi="Arial" w:cs="Arial"/>
@@ -23634,6 +23318,7 @@
                     <w:p>
                       <w:pPr>
                         <w:pStyle w:val="ab"/>
+                        <w:ind w:left="284" w:hanging="1"/>
                         <w:jc w:val="center"/>
                         <w:rPr>
                           <w:rFonts w:ascii="Arial" w:hAnsi="Arial" w:cs="Arial"/>
@@ -23645,6 +23330,7 @@
                     </w:p>
                     <w:p>
                       <w:pPr>
+                        <w:ind w:left="284" w:hanging="1"/>
                         <w:jc w:val="center"/>
                         <w:rPr>
                           <w:sz w:val="24"/>
@@ -23717,10 +23403,7 @@
                         <w:jc w:val="center"/>
                       </w:pPr>
                       <w:r>
-                        <w:t>3</w:t>
-                      </w:r>
-                      <w:r>
-                        <w:t>3</w:t>
+                        <w:t>154</w:t>
                       </w:r>
                     </w:p>
                   </w:txbxContent>
